--- a/pracindo_backend_v1/fitur/templates/cv_besar/stiker_cv_besar_AABC.docx
+++ b/pracindo_backend_v1/fitur/templates/cv_besar/stiker_cv_besar_AABC.docx
@@ -158,6 +158,16 @@
                                         <w:sz w:val="96"/>
                                         <w:szCs w:val="96"/>
                                       </w:rPr>
+                                      <w:t>{{slot1_nama}}</w:t>
+                                    </w:r>
+                                    <w:r>
+                                      <w:rPr>
+                                        <w:rFonts w:ascii="Aptos Black" w:hAnsi="Aptos Black"/>
+                                        <w:b/>
+                                        <w:bCs/>
+                                        <w:sz w:val="96"/>
+                                        <w:szCs w:val="96"/>
+                                      </w:rPr>
                                       <w:fldChar w:fldCharType="begin"/>
                                     </w:r>
                                     <w:r>
@@ -268,15 +278,7 @@
                                         <w:sz w:val="48"/>
                                         <w:szCs w:val="48"/>
                                       </w:rPr>
-                                      <w:t xml:space="preserve"> </w:t>
-                                    </w:r>
-                                    <w:r>
-                                      <w:rPr>
-                                        <w:b/>
-                                        <w:sz w:val="48"/>
-                                        <w:szCs w:val="48"/>
-                                      </w:rPr>
-                                      <w:t>{{ slot1_tipe }}</w:t>
+                                      <w:t>{{slot1_tipe}}</w:t>
                                     </w:r>
                                     <w:r>
                                       <w:rPr>
@@ -342,15 +344,7 @@
                                         <w:sz w:val="48"/>
                                         <w:szCs w:val="48"/>
                                       </w:rPr>
-                                      <w:t xml:space="preserve"> </w:t>
-                                    </w:r>
-                                    <w:r>
-                                      <w:rPr>
-                                        <w:b/>
-                                        <w:sz w:val="48"/>
-                                        <w:szCs w:val="48"/>
-                                      </w:rPr>
-                                      <w:t>{{ slot1_lot }}</w:t>
+                                      <w:t>{{slot1_lot}}</w:t>
                                     </w:r>
                                     <w:r>
                                       <w:rPr>
@@ -416,15 +410,7 @@
                                         <w:sz w:val="48"/>
                                         <w:szCs w:val="48"/>
                                       </w:rPr>
-                                      <w:t xml:space="preserve"> </w:t>
-                                    </w:r>
-                                    <w:r>
-                                      <w:rPr>
-                                        <w:b/>
-                                        <w:sz w:val="48"/>
-                                        <w:szCs w:val="48"/>
-                                      </w:rPr>
-                                      <w:t>{{ slot1_net }}</w:t>
+                                      <w:t>{{slot1_net}}</w:t>
                                     </w:r>
                                     <w:r>
                                       <w:rPr>
@@ -646,6 +632,16 @@
                                   <w:sz w:val="96"/>
                                   <w:szCs w:val="96"/>
                                 </w:rPr>
+                                <w:t>{{slot1_nama}}</w:t>
+                              </w:r>
+                              <w:r>
+                                <w:rPr>
+                                  <w:rFonts w:ascii="Aptos Black" w:hAnsi="Aptos Black"/>
+                                  <w:b/>
+                                  <w:bCs/>
+                                  <w:sz w:val="96"/>
+                                  <w:szCs w:val="96"/>
+                                </w:rPr>
                                 <w:fldChar w:fldCharType="begin"/>
                               </w:r>
                               <w:r>
@@ -756,15 +752,7 @@
                                   <w:sz w:val="48"/>
                                   <w:szCs w:val="48"/>
                                 </w:rPr>
-                                <w:t xml:space="preserve"> </w:t>
-                              </w:r>
-                              <w:r>
-                                <w:rPr>
-                                  <w:b/>
-                                  <w:sz w:val="48"/>
-                                  <w:szCs w:val="48"/>
-                                </w:rPr>
-                                <w:t>{{ slot1_tipe }}</w:t>
+                                <w:t>{{slot1_tipe}}</w:t>
                               </w:r>
                               <w:r>
                                 <w:rPr>
@@ -830,15 +818,7 @@
                                   <w:sz w:val="48"/>
                                   <w:szCs w:val="48"/>
                                 </w:rPr>
-                                <w:t xml:space="preserve"> </w:t>
-                              </w:r>
-                              <w:r>
-                                <w:rPr>
-                                  <w:b/>
-                                  <w:sz w:val="48"/>
-                                  <w:szCs w:val="48"/>
-                                </w:rPr>
-                                <w:t>{{ slot1_lot }}</w:t>
+                                <w:t>{{slot1_lot}}</w:t>
                               </w:r>
                               <w:r>
                                 <w:rPr>
@@ -904,15 +884,7 @@
                                   <w:sz w:val="48"/>
                                   <w:szCs w:val="48"/>
                                 </w:rPr>
-                                <w:t xml:space="preserve"> </w:t>
-                              </w:r>
-                              <w:r>
-                                <w:rPr>
-                                  <w:b/>
-                                  <w:sz w:val="48"/>
-                                  <w:szCs w:val="48"/>
-                                </w:rPr>
-                                <w:t>{{ slot1_net }}</w:t>
+                                <w:t>{{slot1_net}}</w:t>
                               </w:r>
                               <w:r>
                                 <w:rPr>
@@ -1110,6 +1082,16 @@
                                         <w:sz w:val="96"/>
                                         <w:szCs w:val="96"/>
                                       </w:rPr>
+                                      <w:t>{{slot1_nama}}</w:t>
+                                    </w:r>
+                                    <w:r>
+                                      <w:rPr>
+                                        <w:rFonts w:ascii="Aptos Black" w:hAnsi="Aptos Black"/>
+                                        <w:b/>
+                                        <w:bCs/>
+                                        <w:sz w:val="96"/>
+                                        <w:szCs w:val="96"/>
+                                      </w:rPr>
                                       <w:fldChar w:fldCharType="begin"/>
                                     </w:r>
                                     <w:r>
@@ -1220,15 +1202,7 @@
                                         <w:sz w:val="48"/>
                                         <w:szCs w:val="48"/>
                                       </w:rPr>
-                                      <w:t xml:space="preserve"> </w:t>
-                                    </w:r>
-                                    <w:r>
-                                      <w:rPr>
-                                        <w:b/>
-                                        <w:sz w:val="48"/>
-                                        <w:szCs w:val="48"/>
-                                      </w:rPr>
-                                      <w:t>{{ slot1_tipe }}</w:t>
+                                      <w:t>{{slot1_tipe}}</w:t>
                                     </w:r>
                                     <w:r>
                                       <w:rPr>
@@ -1294,15 +1268,7 @@
                                         <w:sz w:val="48"/>
                                         <w:szCs w:val="48"/>
                                       </w:rPr>
-                                      <w:t xml:space="preserve"> </w:t>
-                                    </w:r>
-                                    <w:r>
-                                      <w:rPr>
-                                        <w:b/>
-                                        <w:sz w:val="48"/>
-                                        <w:szCs w:val="48"/>
-                                      </w:rPr>
-                                      <w:t>{{ slot1_lot }}</w:t>
+                                      <w:t>{{slot1_lot}}</w:t>
                                     </w:r>
                                     <w:r>
                                       <w:rPr>
@@ -1368,15 +1334,7 @@
                                         <w:sz w:val="48"/>
                                         <w:szCs w:val="48"/>
                                       </w:rPr>
-                                      <w:t xml:space="preserve"> </w:t>
-                                    </w:r>
-                                    <w:r>
-                                      <w:rPr>
-                                        <w:b/>
-                                        <w:sz w:val="48"/>
-                                        <w:szCs w:val="48"/>
-                                      </w:rPr>
-                                      <w:t>{{ slot1_net }}</w:t>
+                                      <w:t>{{slot1_net}}</w:t>
                                     </w:r>
                                     <w:r>
                                       <w:rPr>
@@ -1405,7 +1363,7 @@
                                   </w:p>
                                   <w:p>
                                     <w:pPr>
-                                      <w:spacing w:after="120" w:line="240" w:lineRule="auto"/>
+                                      <w:spacing w:after="120" w:line="360" w:lineRule="auto"/>
                                       <w:jc w:val="center"/>
                                       <w:rPr>
                                         <w:sz w:val="18"/>
@@ -1588,6 +1546,16 @@
                                   <w:sz w:val="96"/>
                                   <w:szCs w:val="96"/>
                                 </w:rPr>
+                                <w:t>{{slot1_nama}}</w:t>
+                              </w:r>
+                              <w:r>
+                                <w:rPr>
+                                  <w:rFonts w:ascii="Aptos Black" w:hAnsi="Aptos Black"/>
+                                  <w:b/>
+                                  <w:bCs/>
+                                  <w:sz w:val="96"/>
+                                  <w:szCs w:val="96"/>
+                                </w:rPr>
                                 <w:fldChar w:fldCharType="begin"/>
                               </w:r>
                               <w:r>
@@ -1698,15 +1666,7 @@
                                   <w:sz w:val="48"/>
                                   <w:szCs w:val="48"/>
                                 </w:rPr>
-                                <w:t xml:space="preserve"> </w:t>
-                              </w:r>
-                              <w:r>
-                                <w:rPr>
-                                  <w:b/>
-                                  <w:sz w:val="48"/>
-                                  <w:szCs w:val="48"/>
-                                </w:rPr>
-                                <w:t>{{ slot1_tipe }}</w:t>
+                                <w:t>{{slot1_tipe}}</w:t>
                               </w:r>
                               <w:r>
                                 <w:rPr>
@@ -1772,15 +1732,7 @@
                                   <w:sz w:val="48"/>
                                   <w:szCs w:val="48"/>
                                 </w:rPr>
-                                <w:t xml:space="preserve"> </w:t>
-                              </w:r>
-                              <w:r>
-                                <w:rPr>
-                                  <w:b/>
-                                  <w:sz w:val="48"/>
-                                  <w:szCs w:val="48"/>
-                                </w:rPr>
-                                <w:t>{{ slot1_lot }}</w:t>
+                                <w:t>{{slot1_lot}}</w:t>
                               </w:r>
                               <w:r>
                                 <w:rPr>
@@ -1846,15 +1798,7 @@
                                   <w:sz w:val="48"/>
                                   <w:szCs w:val="48"/>
                                 </w:rPr>
-                                <w:t xml:space="preserve"> </w:t>
-                              </w:r>
-                              <w:r>
-                                <w:rPr>
-                                  <w:b/>
-                                  <w:sz w:val="48"/>
-                                  <w:szCs w:val="48"/>
-                                </w:rPr>
-                                <w:t>{{ slot1_net }}</w:t>
+                                <w:t>{{slot1_net}}</w:t>
                               </w:r>
                               <w:r>
                                 <w:rPr>
@@ -1883,7 +1827,7 @@
                             </w:p>
                             <w:p>
                               <w:pPr>
-                                <w:spacing w:after="120" w:line="240" w:lineRule="auto"/>
+                                <w:spacing w:after="120" w:line="360" w:lineRule="auto"/>
                                 <w:jc w:val="center"/>
                                 <w:rPr>
                                   <w:sz w:val="18"/>
@@ -2042,7 +1986,7 @@
                                         <w:sz w:val="96"/>
                                         <w:szCs w:val="96"/>
                                       </w:rPr>
-                                      <w:fldChar w:fldCharType="begin"/>
+                                      <w:t>{{slot2_nama}}</w:t>
                                     </w:r>
                                     <w:r>
                                       <w:rPr>
@@ -2052,7 +1996,17 @@
                                         <w:sz w:val="96"/>
                                         <w:szCs w:val="96"/>
                                       </w:rPr>
-                                      <w:instrText>{ slot2_nama</w:instrText>
+                                      <w:fldChar w:fldCharType="begin"/>
+                                    </w:r>
+                                    <w:r>
+                                      <w:rPr>
+                                        <w:rFonts w:ascii="Aptos Black" w:hAnsi="Aptos Black"/>
+                                        <w:b/>
+                                        <w:bCs/>
+                                        <w:sz w:val="96"/>
+                                        <w:szCs w:val="96"/>
+                                      </w:rPr>
+                                      <w:instrText>{ slot1_nama</w:instrText>
                                     </w:r>
                                     <w:r>
                                       <w:rPr>
@@ -2152,31 +2106,7 @@
                                         <w:sz w:val="48"/>
                                         <w:szCs w:val="48"/>
                                       </w:rPr>
-                                      <w:t xml:space="preserve"> </w:t>
-                                    </w:r>
-                                    <w:r>
-                                      <w:rPr>
-                                        <w:b/>
-                                        <w:sz w:val="48"/>
-                                        <w:szCs w:val="48"/>
-                                      </w:rPr>
-                                      <w:t>{{ slot</w:t>
-                                    </w:r>
-                                    <w:r>
-                                      <w:rPr>
-                                        <w:b/>
-                                        <w:sz w:val="48"/>
-                                        <w:szCs w:val="48"/>
-                                      </w:rPr>
-                                      <w:t>2</w:t>
-                                    </w:r>
-                                    <w:r>
-                                      <w:rPr>
-                                        <w:b/>
-                                        <w:sz w:val="48"/>
-                                        <w:szCs w:val="48"/>
-                                      </w:rPr>
-                                      <w:t>_tipe }}</w:t>
+                                      <w:t>{{slot2_tipe}}</w:t>
                                     </w:r>
                                     <w:r>
                                       <w:rPr>
@@ -2242,31 +2172,7 @@
                                         <w:sz w:val="48"/>
                                         <w:szCs w:val="48"/>
                                       </w:rPr>
-                                      <w:t xml:space="preserve"> </w:t>
-                                    </w:r>
-                                    <w:r>
-                                      <w:rPr>
-                                        <w:b/>
-                                        <w:sz w:val="48"/>
-                                        <w:szCs w:val="48"/>
-                                      </w:rPr>
-                                      <w:t>{{ slot</w:t>
-                                    </w:r>
-                                    <w:r>
-                                      <w:rPr>
-                                        <w:b/>
-                                        <w:sz w:val="48"/>
-                                        <w:szCs w:val="48"/>
-                                      </w:rPr>
-                                      <w:t>2</w:t>
-                                    </w:r>
-                                    <w:r>
-                                      <w:rPr>
-                                        <w:b/>
-                                        <w:sz w:val="48"/>
-                                        <w:szCs w:val="48"/>
-                                      </w:rPr>
-                                      <w:t>_lot }}</w:t>
+                                      <w:t>{{slot2_lot}}</w:t>
                                     </w:r>
                                     <w:r>
                                       <w:rPr>
@@ -2295,11 +2201,11 @@
                                   </w:p>
                                   <w:p>
                                     <w:pPr>
-                                      <w:spacing w:line="240" w:lineRule="auto"/>
-                                      <w:rPr>
-                                        <w:b/>
-                                        <w:sz w:val="32"/>
-                                        <w:szCs w:val="32"/>
+                                      <w:spacing w:after="120" w:line="360" w:lineRule="auto"/>
+                                      <w:jc w:val="center"/>
+                                      <w:rPr>
+                                        <w:sz w:val="18"/>
+                                        <w:szCs w:val="18"/>
                                       </w:rPr>
                                     </w:pPr>
                                     <w:r>
@@ -2332,31 +2238,7 @@
                                         <w:sz w:val="48"/>
                                         <w:szCs w:val="48"/>
                                       </w:rPr>
-                                      <w:t xml:space="preserve"> </w:t>
-                                    </w:r>
-                                    <w:r>
-                                      <w:rPr>
-                                        <w:b/>
-                                        <w:sz w:val="48"/>
-                                        <w:szCs w:val="48"/>
-                                      </w:rPr>
-                                      <w:t>{{ slot</w:t>
-                                    </w:r>
-                                    <w:r>
-                                      <w:rPr>
-                                        <w:b/>
-                                        <w:sz w:val="48"/>
-                                        <w:szCs w:val="48"/>
-                                      </w:rPr>
-                                      <w:t>2</w:t>
-                                    </w:r>
-                                    <w:r>
-                                      <w:rPr>
-                                        <w:b/>
-                                        <w:sz w:val="48"/>
-                                        <w:szCs w:val="48"/>
-                                      </w:rPr>
-                                      <w:t>_net }}</w:t>
+                                      <w:t>{{slot2_net}}</w:t>
                                     </w:r>
                                     <w:r>
                                       <w:rPr>
@@ -2382,16 +2264,6 @@
                                       </w:rPr>
                                       <w:t>................................KGS</w:t>
                                     </w:r>
-                                  </w:p>
-                                  <w:p>
-                                    <w:pPr>
-                                      <w:spacing w:after="120" w:line="240" w:lineRule="auto"/>
-                                      <w:jc w:val="center"/>
-                                      <w:rPr>
-                                        <w:sz w:val="18"/>
-                                        <w:szCs w:val="18"/>
-                                      </w:rPr>
-                                    </w:pPr>
                                   </w:p>
                                 </w:txbxContent>
                               </wps:txbx>
@@ -2568,7 +2440,7 @@
                                   <w:sz w:val="96"/>
                                   <w:szCs w:val="96"/>
                                 </w:rPr>
-                                <w:fldChar w:fldCharType="begin"/>
+                                <w:t>{{slot2_nama}}</w:t>
                               </w:r>
                               <w:r>
                                 <w:rPr>
@@ -2578,7 +2450,17 @@
                                   <w:sz w:val="96"/>
                                   <w:szCs w:val="96"/>
                                 </w:rPr>
-                                <w:instrText>{ slot2_nama</w:instrText>
+                                <w:fldChar w:fldCharType="begin"/>
+                              </w:r>
+                              <w:r>
+                                <w:rPr>
+                                  <w:rFonts w:ascii="Aptos Black" w:hAnsi="Aptos Black"/>
+                                  <w:b/>
+                                  <w:bCs/>
+                                  <w:sz w:val="96"/>
+                                  <w:szCs w:val="96"/>
+                                </w:rPr>
+                                <w:instrText>{ slot1_nama</w:instrText>
                               </w:r>
                               <w:r>
                                 <w:rPr>
@@ -2678,31 +2560,7 @@
                                   <w:sz w:val="48"/>
                                   <w:szCs w:val="48"/>
                                 </w:rPr>
-                                <w:t xml:space="preserve"> </w:t>
-                              </w:r>
-                              <w:r>
-                                <w:rPr>
-                                  <w:b/>
-                                  <w:sz w:val="48"/>
-                                  <w:szCs w:val="48"/>
-                                </w:rPr>
-                                <w:t>{{ slot</w:t>
-                              </w:r>
-                              <w:r>
-                                <w:rPr>
-                                  <w:b/>
-                                  <w:sz w:val="48"/>
-                                  <w:szCs w:val="48"/>
-                                </w:rPr>
-                                <w:t>2</w:t>
-                              </w:r>
-                              <w:r>
-                                <w:rPr>
-                                  <w:b/>
-                                  <w:sz w:val="48"/>
-                                  <w:szCs w:val="48"/>
-                                </w:rPr>
-                                <w:t>_tipe }}</w:t>
+                                <w:t>{{slot2_tipe}}</w:t>
                               </w:r>
                               <w:r>
                                 <w:rPr>
@@ -2768,31 +2626,7 @@
                                   <w:sz w:val="48"/>
                                   <w:szCs w:val="48"/>
                                 </w:rPr>
-                                <w:t xml:space="preserve"> </w:t>
-                              </w:r>
-                              <w:r>
-                                <w:rPr>
-                                  <w:b/>
-                                  <w:sz w:val="48"/>
-                                  <w:szCs w:val="48"/>
-                                </w:rPr>
-                                <w:t>{{ slot</w:t>
-                              </w:r>
-                              <w:r>
-                                <w:rPr>
-                                  <w:b/>
-                                  <w:sz w:val="48"/>
-                                  <w:szCs w:val="48"/>
-                                </w:rPr>
-                                <w:t>2</w:t>
-                              </w:r>
-                              <w:r>
-                                <w:rPr>
-                                  <w:b/>
-                                  <w:sz w:val="48"/>
-                                  <w:szCs w:val="48"/>
-                                </w:rPr>
-                                <w:t>_lot }}</w:t>
+                                <w:t>{{slot2_lot}}</w:t>
                               </w:r>
                               <w:r>
                                 <w:rPr>
@@ -2821,11 +2655,11 @@
                             </w:p>
                             <w:p>
                               <w:pPr>
-                                <w:spacing w:line="240" w:lineRule="auto"/>
-                                <w:rPr>
-                                  <w:b/>
-                                  <w:sz w:val="32"/>
-                                  <w:szCs w:val="32"/>
+                                <w:spacing w:after="120" w:line="360" w:lineRule="auto"/>
+                                <w:jc w:val="center"/>
+                                <w:rPr>
+                                  <w:sz w:val="18"/>
+                                  <w:szCs w:val="18"/>
                                 </w:rPr>
                               </w:pPr>
                               <w:r>
@@ -2858,31 +2692,7 @@
                                   <w:sz w:val="48"/>
                                   <w:szCs w:val="48"/>
                                 </w:rPr>
-                                <w:t xml:space="preserve"> </w:t>
-                              </w:r>
-                              <w:r>
-                                <w:rPr>
-                                  <w:b/>
-                                  <w:sz w:val="48"/>
-                                  <w:szCs w:val="48"/>
-                                </w:rPr>
-                                <w:t>{{ slot</w:t>
-                              </w:r>
-                              <w:r>
-                                <w:rPr>
-                                  <w:b/>
-                                  <w:sz w:val="48"/>
-                                  <w:szCs w:val="48"/>
-                                </w:rPr>
-                                <w:t>2</w:t>
-                              </w:r>
-                              <w:r>
-                                <w:rPr>
-                                  <w:b/>
-                                  <w:sz w:val="48"/>
-                                  <w:szCs w:val="48"/>
-                                </w:rPr>
-                                <w:t>_net }}</w:t>
+                                <w:t>{{slot2_net}}</w:t>
                               </w:r>
                               <w:r>
                                 <w:rPr>
@@ -2908,16 +2718,6 @@
                                 </w:rPr>
                                 <w:t>................................KGS</w:t>
                               </w:r>
-                            </w:p>
-                            <w:p>
-                              <w:pPr>
-                                <w:spacing w:after="120" w:line="240" w:lineRule="auto"/>
-                                <w:jc w:val="center"/>
-                                <w:rPr>
-                                  <w:sz w:val="18"/>
-                                  <w:szCs w:val="18"/>
-                                </w:rPr>
-                              </w:pPr>
                             </w:p>
                           </w:txbxContent>
                         </v:textbox>
@@ -3070,7 +2870,7 @@
                                         <w:sz w:val="96"/>
                                         <w:szCs w:val="96"/>
                                       </w:rPr>
-                                      <w:fldChar w:fldCharType="begin"/>
+                                      <w:t>{{slot3_nama}}</w:t>
                                     </w:r>
                                     <w:r>
                                       <w:rPr>
@@ -3080,7 +2880,17 @@
                                         <w:sz w:val="96"/>
                                         <w:szCs w:val="96"/>
                                       </w:rPr>
-                                      <w:instrText>{ slot3_nama</w:instrText>
+                                      <w:fldChar w:fldCharType="begin"/>
+                                    </w:r>
+                                    <w:r>
+                                      <w:rPr>
+                                        <w:rFonts w:ascii="Aptos Black" w:hAnsi="Aptos Black"/>
+                                        <w:b/>
+                                        <w:bCs/>
+                                        <w:sz w:val="96"/>
+                                        <w:szCs w:val="96"/>
+                                      </w:rPr>
+                                      <w:instrText>{ slot1_nama</w:instrText>
                                     </w:r>
                                     <w:r>
                                       <w:rPr>
@@ -3180,31 +2990,7 @@
                                         <w:sz w:val="48"/>
                                         <w:szCs w:val="48"/>
                                       </w:rPr>
-                                      <w:t xml:space="preserve"> </w:t>
-                                    </w:r>
-                                    <w:r>
-                                      <w:rPr>
-                                        <w:b/>
-                                        <w:sz w:val="48"/>
-                                        <w:szCs w:val="48"/>
-                                      </w:rPr>
-                                      <w:t>{{ slot</w:t>
-                                    </w:r>
-                                    <w:r>
-                                      <w:rPr>
-                                        <w:b/>
-                                        <w:sz w:val="48"/>
-                                        <w:szCs w:val="48"/>
-                                      </w:rPr>
-                                      <w:t>3</w:t>
-                                    </w:r>
-                                    <w:r>
-                                      <w:rPr>
-                                        <w:b/>
-                                        <w:sz w:val="48"/>
-                                        <w:szCs w:val="48"/>
-                                      </w:rPr>
-                                      <w:t>_tipe }}</w:t>
+                                      <w:t>{{slot3_tipe}}</w:t>
                                     </w:r>
                                     <w:r>
                                       <w:rPr>
@@ -3270,7 +3056,65 @@
                                         <w:sz w:val="48"/>
                                         <w:szCs w:val="48"/>
                                       </w:rPr>
-                                      <w:t xml:space="preserve"> </w:t>
+                                      <w:t>{{slot3_lot}}</w:t>
+                                    </w:r>
+                                    <w:r>
+                                      <w:rPr>
+                                        <w:b/>
+                                        <w:sz w:val="32"/>
+                                        <w:szCs w:val="32"/>
+                                      </w:rPr>
+                                      <w:t>.......................................</w:t>
+                                    </w:r>
+                                    <w:r>
+                                      <w:rPr>
+                                        <w:b/>
+                                        <w:sz w:val="32"/>
+                                        <w:szCs w:val="32"/>
+                                      </w:rPr>
+                                      <w:t>..............</w:t>
+                                    </w:r>
+                                    <w:r>
+                                      <w:rPr>
+                                        <w:b/>
+                                        <w:sz w:val="32"/>
+                                        <w:szCs w:val="32"/>
+                                      </w:rPr>
+                                      <w:t>.</w:t>
+                                    </w:r>
+                                  </w:p>
+                                  <w:p>
+                                    <w:pPr>
+                                      <w:spacing w:line="240" w:lineRule="auto"/>
+                                      <w:rPr>
+                                        <w:b/>
+                                        <w:sz w:val="32"/>
+                                        <w:szCs w:val="32"/>
+                                      </w:rPr>
+                                    </w:pPr>
+                                    <w:r>
+                                      <w:rPr>
+                                        <w:b/>
+                                        <w:sz w:val="32"/>
+                                        <w:szCs w:val="32"/>
+                                      </w:rPr>
+                                      <w:t>NET  : ................................</w:t>
+                                    </w:r>
+                                    <w:r>
+                                      <w:rPr>
+                                        <w:b/>
+                                        <w:sz w:val="32"/>
+                                        <w:szCs w:val="32"/>
+                                      </w:rPr>
+                                      <w:t>................</w:t>
+                                    </w:r>
+                                    <w:r>
+                                      <w:rPr>
+                                        <w:b/>
+                                        <w:sz w:val="32"/>
+                                        <w:szCs w:val="32"/>
+                                      </w:rPr>
+                                      <w:t>.....</w:t>
                                     </w:r>
                                     <w:r>
                                       <w:rPr>
@@ -3278,7 +3122,47 @@
                                         <w:sz w:val="48"/>
                                         <w:szCs w:val="48"/>
                                       </w:rPr>
-                                      <w:t>{{ slot</w:t>
+                                      <w:t>{{slot3_net}}</w:t>
+                                    </w:r>
+                                    <w:r>
+                                      <w:rPr>
+                                        <w:b/>
+                                        <w:sz w:val="32"/>
+                                        <w:szCs w:val="32"/>
+                                      </w:rPr>
+                                      <w:t>...........</w:t>
+                                    </w:r>
+                                    <w:r>
+                                      <w:rPr>
+                                        <w:b/>
+                                        <w:sz w:val="32"/>
+                                        <w:szCs w:val="32"/>
+                                      </w:rPr>
+                                      <w:t>.............</w:t>
+                                    </w:r>
+                                    <w:r>
+                                      <w:rPr>
+                                        <w:b/>
+                                        <w:sz w:val="32"/>
+                                        <w:szCs w:val="32"/>
+                                      </w:rPr>
+                                      <w:t>................................KGS</w:t>
+                                    </w:r>
+                                    <w:r>
+                                      <w:rPr>
+                                        <w:b/>
+                                        <w:sz w:val="48"/>
+                                        <w:szCs w:val="48"/>
+                                      </w:rPr>
+                                      <w:t xml:space="preserve"> </w:t>
+                                    </w:r>
+                                    <w:r>
+                                      <w:rPr>
+                                        <w:b/>
+                                        <w:sz w:val="48"/>
+                                        <w:szCs w:val="48"/>
+                                      </w:rPr>
+                                      <w:t>ot</w:t>
                                     </w:r>
                                     <w:r>
                                       <w:rPr>
@@ -3907,7 +3791,7 @@
                                   <w:sz w:val="96"/>
                                   <w:szCs w:val="96"/>
                                 </w:rPr>
-                                <w:fldChar w:fldCharType="begin"/>
+                                <w:t>{{slot3_nama}}</w:t>
                               </w:r>
                               <w:r>
                                 <w:rPr>
@@ -3917,7 +3801,17 @@
                                   <w:sz w:val="96"/>
                                   <w:szCs w:val="96"/>
                                 </w:rPr>
-                                <w:instrText>{ slot3_nama</w:instrText>
+                                <w:fldChar w:fldCharType="begin"/>
+                              </w:r>
+                              <w:r>
+                                <w:rPr>
+                                  <w:rFonts w:ascii="Aptos Black" w:hAnsi="Aptos Black"/>
+                                  <w:b/>
+                                  <w:bCs/>
+                                  <w:sz w:val="96"/>
+                                  <w:szCs w:val="96"/>
+                                </w:rPr>
+                                <w:instrText>{ slot1_nama</w:instrText>
                               </w:r>
                               <w:r>
                                 <w:rPr>
@@ -4017,31 +3911,7 @@
                                   <w:sz w:val="48"/>
                                   <w:szCs w:val="48"/>
                                 </w:rPr>
-                                <w:t xml:space="preserve"> </w:t>
-                              </w:r>
-                              <w:r>
-                                <w:rPr>
-                                  <w:b/>
-                                  <w:sz w:val="48"/>
-                                  <w:szCs w:val="48"/>
-                                </w:rPr>
-                                <w:t>{{ slot</w:t>
-                              </w:r>
-                              <w:r>
-                                <w:rPr>
-                                  <w:b/>
-                                  <w:sz w:val="48"/>
-                                  <w:szCs w:val="48"/>
-                                </w:rPr>
-                                <w:t>3</w:t>
-                              </w:r>
-                              <w:r>
-                                <w:rPr>
-                                  <w:b/>
-                                  <w:sz w:val="48"/>
-                                  <w:szCs w:val="48"/>
-                                </w:rPr>
-                                <w:t>_tipe }}</w:t>
+                                <w:t>{{slot3_tipe}}</w:t>
                               </w:r>
                               <w:r>
                                 <w:rPr>
@@ -4107,7 +3977,65 @@
                                   <w:sz w:val="48"/>
                                   <w:szCs w:val="48"/>
                                 </w:rPr>
-                                <w:t xml:space="preserve"> </w:t>
+                                <w:t>{{slot3_lot}}</w:t>
+                              </w:r>
+                              <w:r>
+                                <w:rPr>
+                                  <w:b/>
+                                  <w:sz w:val="32"/>
+                                  <w:szCs w:val="32"/>
+                                </w:rPr>
+                                <w:t>.......................................</w:t>
+                              </w:r>
+                              <w:r>
+                                <w:rPr>
+                                  <w:b/>
+                                  <w:sz w:val="32"/>
+                                  <w:szCs w:val="32"/>
+                                </w:rPr>
+                                <w:t>..............</w:t>
+                              </w:r>
+                              <w:r>
+                                <w:rPr>
+                                  <w:b/>
+                                  <w:sz w:val="32"/>
+                                  <w:szCs w:val="32"/>
+                                </w:rPr>
+                                <w:t>.</w:t>
+                              </w:r>
+                            </w:p>
+                            <w:p>
+                              <w:pPr>
+                                <w:spacing w:line="240" w:lineRule="auto"/>
+                                <w:rPr>
+                                  <w:b/>
+                                  <w:sz w:val="32"/>
+                                  <w:szCs w:val="32"/>
+                                </w:rPr>
+                              </w:pPr>
+                              <w:r>
+                                <w:rPr>
+                                  <w:b/>
+                                  <w:sz w:val="32"/>
+                                  <w:szCs w:val="32"/>
+                                </w:rPr>
+                                <w:t>NET  : ................................</w:t>
+                              </w:r>
+                              <w:r>
+                                <w:rPr>
+                                  <w:b/>
+                                  <w:sz w:val="32"/>
+                                  <w:szCs w:val="32"/>
+                                </w:rPr>
+                                <w:t>................</w:t>
+                              </w:r>
+                              <w:r>
+                                <w:rPr>
+                                  <w:b/>
+                                  <w:sz w:val="32"/>
+                                  <w:szCs w:val="32"/>
+                                </w:rPr>
+                                <w:t>.....</w:t>
                               </w:r>
                               <w:r>
                                 <w:rPr>
@@ -4115,7 +4043,47 @@
                                   <w:sz w:val="48"/>
                                   <w:szCs w:val="48"/>
                                 </w:rPr>
-                                <w:t>{{ slot</w:t>
+                                <w:t>{{slot3_net}}</w:t>
+                              </w:r>
+                              <w:r>
+                                <w:rPr>
+                                  <w:b/>
+                                  <w:sz w:val="32"/>
+                                  <w:szCs w:val="32"/>
+                                </w:rPr>
+                                <w:t>...........</w:t>
+                              </w:r>
+                              <w:r>
+                                <w:rPr>
+                                  <w:b/>
+                                  <w:sz w:val="32"/>
+                                  <w:szCs w:val="32"/>
+                                </w:rPr>
+                                <w:t>.............</w:t>
+                              </w:r>
+                              <w:r>
+                                <w:rPr>
+                                  <w:b/>
+                                  <w:sz w:val="32"/>
+                                  <w:szCs w:val="32"/>
+                                </w:rPr>
+                                <w:t>................................KGS</w:t>
+                              </w:r>
+                              <w:r>
+                                <w:rPr>
+                                  <w:b/>
+                                  <w:sz w:val="48"/>
+                                  <w:szCs w:val="48"/>
+                                </w:rPr>
+                                <w:t xml:space="preserve"> </w:t>
+                              </w:r>
+                              <w:r>
+                                <w:rPr>
+                                  <w:b/>
+                                  <w:sz w:val="48"/>
+                                  <w:szCs w:val="48"/>
+                                </w:rPr>
+                                <w:t>ot</w:t>
                               </w:r>
                               <w:r>
                                 <w:rPr>
@@ -4587,458 +4555,6 @@
         </w:tc>
       </w:tr>
     </w:tbl>
-    <w:p>
-      <w:pPr>
-        <w:spacing w:line="240" w:lineRule="auto"/>
-        <w:rPr>
-          <w:b/>
-          <w:bCs/>
-          <w:sz w:val="52"/>
-          <w:szCs w:val="52"/>
-        </w:rPr>
-      </w:pPr>
-    </w:p>
-    <w:p>
-      <w:pPr>
-        <w:ind w:left="2693"/>
-        <w:rPr>
-          <w:sz w:val="40"/>
-          <w:szCs w:val="40"/>
-        </w:rPr>
-      </w:pPr>
-    </w:p>
-    <w:p>
-      <w:pPr>
-        <w:spacing w:after="120" w:line="240" w:lineRule="auto"/>
-        <w:jc w:val="center"/>
-        <w:rPr>
-          <w:rFonts w:ascii="Aptos Black" w:hAnsi="Aptos Black"/>
-          <w:b/>
-          <w:bCs/>
-          <w:sz w:val="32"/>
-          <w:szCs w:val="32"/>
-        </w:rPr>
-      </w:pPr>
-    </w:p>
-    <w:p>
-      <w:pPr>
-        <w:spacing w:after="120" w:line="360" w:lineRule="auto"/>
-        <w:jc w:val="center"/>
-        <w:rPr>
-          <w:rFonts w:ascii="Aptos Black" w:hAnsi="Aptos Black"/>
-          <w:b/>
-          <w:bCs/>
-          <w:sz w:val="96"/>
-          <w:szCs w:val="96"/>
-        </w:rPr>
-      </w:pPr>
-      <w:r>
-        <w:rPr>
-          <w:rFonts w:ascii="Aptos Black" w:hAnsi="Aptos Black"/>
-          <w:b/>
-          <w:bCs/>
-          <w:sz w:val="96"/>
-          <w:szCs w:val="96"/>
-        </w:rPr>
-        <w:fldChar w:fldCharType="begin"/>
-      </w:r>
-      <w:r>
-        <w:rPr>
-          <w:rFonts w:ascii="Aptos Black" w:hAnsi="Aptos Black"/>
-          <w:b/>
-          <w:bCs/>
-          <w:sz w:val="96"/>
-          <w:szCs w:val="96"/>
-        </w:rPr>
-        <w:instrText>{ slot</w:instrText>
-      </w:r>
-      <w:r>
-        <w:rPr>
-          <w:rFonts w:ascii="Aptos Black" w:hAnsi="Aptos Black"/>
-          <w:b/>
-          <w:bCs/>
-          <w:sz w:val="96"/>
-          <w:szCs w:val="96"/>
-        </w:rPr>
-        <w:instrText>3</w:instrText>
-      </w:r>
-      <w:r>
-        <w:rPr>
-          <w:rFonts w:ascii="Aptos Black" w:hAnsi="Aptos Black"/>
-          <w:b/>
-          <w:bCs/>
-          <w:sz w:val="96"/>
-          <w:szCs w:val="96"/>
-        </w:rPr>
-        <w:instrText>_nama</w:instrText>
-      </w:r>
-      <w:r>
-        <w:rPr>
-          <w:rFonts w:ascii="Aptos Black" w:hAnsi="Aptos Black"/>
-          <w:b/>
-          <w:bCs/>
-          <w:sz w:val="96"/>
-          <w:szCs w:val="96"/>
-        </w:rPr>
-        <w:instrText xml:space="preserve">  </w:instrText>
-      </w:r>
-      <w:r>
-        <w:rPr>
-          <w:rFonts w:ascii="Aptos Black" w:hAnsi="Aptos Black"/>
-          <w:b/>
-          <w:bCs/>
-          <w:sz w:val="96"/>
-          <w:szCs w:val="96"/>
-        </w:rPr>
-        <w:instrText>}</w:instrText>
-      </w:r>
-      <w:r>
-        <w:rPr>
-          <w:rFonts w:ascii="Aptos Black" w:hAnsi="Aptos Black"/>
-          <w:b/>
-          <w:bCs/>
-          <w:sz w:val="96"/>
-          <w:szCs w:val="96"/>
-        </w:rPr>
-        <w:fldChar w:fldCharType="separate"/>
-      </w:r>
-      <w:r>
-        <w:rPr>
-          <w:rFonts w:ascii="Aptos Black" w:hAnsi="Aptos Black"/>
-          <w:b/>
-          <w:bCs/>
-          <w:sz w:val="96"/>
-          <w:szCs w:val="96"/>
-        </w:rPr>
-        <w:t>GOLDEN YELLOW TB</w:t>
-      </w:r>
-      <w:r>
-        <w:rPr>
-          <w:rFonts w:ascii="Aptos Black" w:hAnsi="Aptos Black"/>
-          <w:b/>
-          <w:bCs/>
-          <w:sz w:val="96"/>
-          <w:szCs w:val="96"/>
-        </w:rPr>
-        <w:fldChar w:fldCharType="end"/>
-      </w:r>
-    </w:p>
-    <w:p>
-      <w:pPr>
-        <w:spacing w:after="120" w:line="240" w:lineRule="auto"/>
-        <w:rPr>
-          <w:b/>
-          <w:sz w:val="32"/>
-          <w:szCs w:val="32"/>
-        </w:rPr>
-      </w:pPr>
-      <w:r>
-        <w:rPr>
-          <w:b/>
-          <w:sz w:val="32"/>
-          <w:szCs w:val="32"/>
-        </w:rPr>
-        <w:t>TYPE : ........</w:t>
-      </w:r>
-      <w:r>
-        <w:rPr>
-          <w:b/>
-          <w:sz w:val="32"/>
-          <w:szCs w:val="32"/>
-        </w:rPr>
-        <w:t>....................</w:t>
-      </w:r>
-      <w:r>
-        <w:rPr>
-          <w:b/>
-          <w:sz w:val="32"/>
-          <w:szCs w:val="32"/>
-        </w:rPr>
-        <w:t>...........................</w:t>
-      </w:r>
-      <w:r>
-        <w:rPr>
-          <w:b/>
-          <w:sz w:val="32"/>
-          <w:szCs w:val="32"/>
-        </w:rPr>
-        <w:t>.</w:t>
-      </w:r>
-      <w:r>
-        <w:rPr>
-          <w:b/>
-          <w:sz w:val="48"/>
-          <w:szCs w:val="48"/>
-        </w:rPr>
-        <w:t xml:space="preserve"> </w:t>
-      </w:r>
-      <w:r>
-        <w:rPr>
-          <w:b/>
-          <w:sz w:val="48"/>
-          <w:szCs w:val="48"/>
-        </w:rPr>
-        <w:t>{{ slot</w:t>
-      </w:r>
-      <w:r>
-        <w:rPr>
-          <w:b/>
-          <w:sz w:val="48"/>
-          <w:szCs w:val="48"/>
-        </w:rPr>
-        <w:t>3</w:t>
-      </w:r>
-      <w:r>
-        <w:rPr>
-          <w:b/>
-          <w:sz w:val="48"/>
-          <w:szCs w:val="48"/>
-        </w:rPr>
-        <w:t>_tipe }}</w:t>
-      </w:r>
-      <w:r>
-        <w:rPr>
-          <w:b/>
-          <w:sz w:val="32"/>
-          <w:szCs w:val="32"/>
-        </w:rPr>
-        <w:t>.............................</w:t>
-      </w:r>
-      <w:r>
-        <w:rPr>
-          <w:b/>
-          <w:sz w:val="32"/>
-          <w:szCs w:val="32"/>
-        </w:rPr>
-        <w:t>.........</w:t>
-      </w:r>
-      <w:r>
-        <w:rPr>
-          <w:b/>
-          <w:sz w:val="32"/>
-          <w:szCs w:val="32"/>
-        </w:rPr>
-        <w:t>.....................</w:t>
-      </w:r>
-    </w:p>
-    <w:p>
-      <w:pPr>
-        <w:spacing w:line="240" w:lineRule="auto"/>
-        <w:rPr>
-          <w:b/>
-          <w:sz w:val="32"/>
-          <w:szCs w:val="32"/>
-        </w:rPr>
-      </w:pPr>
-      <w:r>
-        <w:rPr>
-          <w:b/>
-          <w:sz w:val="32"/>
-          <w:szCs w:val="32"/>
-        </w:rPr>
-        <w:t>LOT  : ...............</w:t>
-      </w:r>
-      <w:r>
-        <w:rPr>
-          <w:b/>
-          <w:sz w:val="32"/>
-          <w:szCs w:val="32"/>
-        </w:rPr>
-        <w:t>.......................</w:t>
-      </w:r>
-      <w:r>
-        <w:rPr>
-          <w:b/>
-          <w:sz w:val="32"/>
-          <w:szCs w:val="32"/>
-        </w:rPr>
-        <w:t>..........</w:t>
-      </w:r>
-      <w:r>
-        <w:rPr>
-          <w:b/>
-          <w:sz w:val="48"/>
-          <w:szCs w:val="48"/>
-        </w:rPr>
-        <w:t xml:space="preserve"> </w:t>
-      </w:r>
-      <w:r>
-        <w:rPr>
-          <w:b/>
-          <w:sz w:val="48"/>
-          <w:szCs w:val="48"/>
-        </w:rPr>
-        <w:t>{{ slot</w:t>
-      </w:r>
-      <w:r>
-        <w:rPr>
-          <w:b/>
-          <w:sz w:val="48"/>
-          <w:szCs w:val="48"/>
-        </w:rPr>
-        <w:t>3</w:t>
-      </w:r>
-      <w:r>
-        <w:rPr>
-          <w:b/>
-          <w:sz w:val="48"/>
-          <w:szCs w:val="48"/>
-        </w:rPr>
-        <w:t>_lot }}</w:t>
-      </w:r>
-      <w:r>
-        <w:rPr>
-          <w:b/>
-          <w:sz w:val="32"/>
-          <w:szCs w:val="32"/>
-        </w:rPr>
-        <w:t>.......................................</w:t>
-      </w:r>
-      <w:r>
-        <w:rPr>
-          <w:b/>
-          <w:sz w:val="32"/>
-          <w:szCs w:val="32"/>
-        </w:rPr>
-        <w:t>..............</w:t>
-      </w:r>
-      <w:r>
-        <w:rPr>
-          <w:b/>
-          <w:sz w:val="32"/>
-          <w:szCs w:val="32"/>
-        </w:rPr>
-        <w:t>.</w:t>
-      </w:r>
-    </w:p>
-    <w:p>
-      <w:pPr>
-        <w:spacing w:line="240" w:lineRule="auto"/>
-        <w:rPr>
-          <w:b/>
-          <w:sz w:val="32"/>
-          <w:szCs w:val="32"/>
-        </w:rPr>
-      </w:pPr>
-      <w:r>
-        <w:rPr>
-          <w:b/>
-          <w:sz w:val="32"/>
-          <w:szCs w:val="32"/>
-        </w:rPr>
-        <w:t>NET  : ................................</w:t>
-      </w:r>
-      <w:r>
-        <w:rPr>
-          <w:b/>
-          <w:sz w:val="32"/>
-          <w:szCs w:val="32"/>
-        </w:rPr>
-        <w:t>................</w:t>
-      </w:r>
-      <w:r>
-        <w:rPr>
-          <w:b/>
-          <w:sz w:val="32"/>
-          <w:szCs w:val="32"/>
-        </w:rPr>
-        <w:t>.....</w:t>
-      </w:r>
-      <w:r>
-        <w:rPr>
-          <w:b/>
-          <w:sz w:val="48"/>
-          <w:szCs w:val="48"/>
-        </w:rPr>
-        <w:t xml:space="preserve"> </w:t>
-      </w:r>
-      <w:r>
-        <w:rPr>
-          <w:b/>
-          <w:sz w:val="48"/>
-          <w:szCs w:val="48"/>
-        </w:rPr>
-        <w:t>{{ slot</w:t>
-      </w:r>
-      <w:r>
-        <w:rPr>
-          <w:b/>
-          <w:sz w:val="48"/>
-          <w:szCs w:val="48"/>
-        </w:rPr>
-        <w:t>3</w:t>
-      </w:r>
-      <w:r>
-        <w:rPr>
-          <w:b/>
-          <w:sz w:val="48"/>
-          <w:szCs w:val="48"/>
-        </w:rPr>
-        <w:t>_net }}</w:t>
-      </w:r>
-      <w:r>
-        <w:rPr>
-          <w:b/>
-          <w:sz w:val="32"/>
-          <w:szCs w:val="32"/>
-        </w:rPr>
-        <w:t>...........</w:t>
-      </w:r>
-      <w:r>
-        <w:rPr>
-          <w:b/>
-          <w:sz w:val="32"/>
-          <w:szCs w:val="32"/>
-        </w:rPr>
-        <w:t>.............</w:t>
-      </w:r>
-      <w:r>
-        <w:rPr>
-          <w:b/>
-          <w:sz w:val="32"/>
-          <w:szCs w:val="32"/>
-        </w:rPr>
-        <w:t>................................KGS</w:t>
-      </w:r>
-    </w:p>
-    <w:p>
-      <w:pPr>
-        <w:pStyle w:val="DaftarParagraf"/>
-        <w:rPr>
-          <w:sz w:val="18"/>
-          <w:szCs w:val="18"/>
-        </w:rPr>
-      </w:pPr>
-    </w:p>
-    <w:p>
-      <w:pPr>
-        <w:rPr>
-          <w:sz w:val="18"/>
-          <w:szCs w:val="18"/>
-        </w:rPr>
-      </w:pPr>
-    </w:p>
-    <w:p>
-      <w:pPr>
-        <w:tabs>
-          <w:tab w:val="left" w:pos="6852"/>
-        </w:tabs>
-        <w:rPr>
-          <w:b/>
-          <w:sz w:val="18"/>
-          <w:szCs w:val="18"/>
-        </w:rPr>
-      </w:pPr>
-      <w:r>
-        <w:rPr>
-          <w:b/>
-          <w:bCs/>
-          <w:sz w:val="52"/>
-          <w:szCs w:val="52"/>
-        </w:rPr>
-        <w:tab/>
-      </w:r>
-    </w:p>
     <w:p>
       <w:pPr>
         <w:rPr>
